--- a/data/outputs/v2/Essential_Mathematics/SS2.3_Trigonometry/Essential_Mathematics_Trigonometry_FinalExplanation_TeacherKey.docx
+++ b/data/outputs/v2/Essential_Mathematics/SS2.3_Trigonometry/Essential_Mathematics_Trigonometry_FinalExplanation_TeacherKey.docx
@@ -1696,7 +1696,7 @@
         </w:rPr>
         <w:t xml:space="preserve">© 2026 SeaVuria and ARES. This work is licensed under a </w:t>
       </w:r>
-      <w:hyperlink w:history="1" r:id="rIdpedb_27tb_twonj18dbfk">
+      <w:hyperlink w:history="1" r:id="rIdmbkkwqjbv3pyfx7rlifbu">
         <w:r>
           <w:rPr>
             <w:rFonts w:ascii="Arial" w:cs="Arial" w:eastAsia="Arial" w:hAnsi="Arial"/>
@@ -1716,7 +1716,7 @@
         </w:rPr>
         <w:t xml:space="preserve"> (</w:t>
       </w:r>
-      <w:hyperlink w:history="1" r:id="rIdlkez5s2tyjtz-alu57l7c">
+      <w:hyperlink w:history="1" r:id="rIdgdxmwjcfpocfacnmgosse">
         <w:r>
           <w:rPr>
             <w:rFonts w:ascii="Arial" w:cs="Arial" w:eastAsia="Arial" w:hAnsi="Arial"/>
@@ -1736,7 +1736,7 @@
         </w:rPr>
         <w:t xml:space="preserve">). To view a copy of this license, visit </w:t>
       </w:r>
-      <w:hyperlink w:history="1" r:id="rIdpkkhklmmd5ldfvyfmfnym">
+      <w:hyperlink w:history="1" r:id="rIdj_dqudt1uilff-d862irx">
         <w:r>
           <w:rPr>
             <w:rFonts w:ascii="Arial" w:cs="Arial" w:eastAsia="Arial" w:hAnsi="Arial"/>

--- a/data/outputs/v2/Essential_Mathematics/SS2.3_Trigonometry/Essential_Mathematics_Trigonometry_FinalExplanation_TeacherKey.docx
+++ b/data/outputs/v2/Essential_Mathematics/SS2.3_Trigonometry/Essential_Mathematics_Trigonometry_FinalExplanation_TeacherKey.docx
@@ -1696,7 +1696,7 @@
         </w:rPr>
         <w:t xml:space="preserve">© 2026 SeaVuria and ARES. This work is licensed under a </w:t>
       </w:r>
-      <w:hyperlink w:history="1" r:id="rIdmbkkwqjbv3pyfx7rlifbu">
+      <w:hyperlink w:history="1" r:id="rIdoydj8y0dglc-frkcpnd4q">
         <w:r>
           <w:rPr>
             <w:rFonts w:ascii="Arial" w:cs="Arial" w:eastAsia="Arial" w:hAnsi="Arial"/>
@@ -1716,7 +1716,7 @@
         </w:rPr>
         <w:t xml:space="preserve"> (</w:t>
       </w:r>
-      <w:hyperlink w:history="1" r:id="rIdgdxmwjcfpocfacnmgosse">
+      <w:hyperlink w:history="1" r:id="rId_gdiqkfnl7thgbxigsega">
         <w:r>
           <w:rPr>
             <w:rFonts w:ascii="Arial" w:cs="Arial" w:eastAsia="Arial" w:hAnsi="Arial"/>
@@ -1736,7 +1736,7 @@
         </w:rPr>
         <w:t xml:space="preserve">). To view a copy of this license, visit </w:t>
       </w:r>
-      <w:hyperlink w:history="1" r:id="rIdj_dqudt1uilff-d862irx">
+      <w:hyperlink w:history="1" r:id="rIdc3tszujawkazfuenpdlxu">
         <w:r>
           <w:rPr>
             <w:rFonts w:ascii="Arial" w:cs="Arial" w:eastAsia="Arial" w:hAnsi="Arial"/>

--- a/data/outputs/v2/Essential_Mathematics/SS2.3_Trigonometry/Essential_Mathematics_Trigonometry_FinalExplanation_TeacherKey.docx
+++ b/data/outputs/v2/Essential_Mathematics/SS2.3_Trigonometry/Essential_Mathematics_Trigonometry_FinalExplanation_TeacherKey.docx
@@ -1696,7 +1696,7 @@
         </w:rPr>
         <w:t xml:space="preserve">© 2026 SeaVuria and ARES. This work is licensed under a </w:t>
       </w:r>
-      <w:hyperlink w:history="1" r:id="rIdoydj8y0dglc-frkcpnd4q">
+      <w:hyperlink w:history="1" r:id="rIdaijwbx61j4-lfxvnqpqla">
         <w:r>
           <w:rPr>
             <w:rFonts w:ascii="Arial" w:cs="Arial" w:eastAsia="Arial" w:hAnsi="Arial"/>
@@ -1716,7 +1716,7 @@
         </w:rPr>
         <w:t xml:space="preserve"> (</w:t>
       </w:r>
-      <w:hyperlink w:history="1" r:id="rId_gdiqkfnl7thgbxigsega">
+      <w:hyperlink w:history="1" r:id="rId00qkssgngxb2ptigfqyv3">
         <w:r>
           <w:rPr>
             <w:rFonts w:ascii="Arial" w:cs="Arial" w:eastAsia="Arial" w:hAnsi="Arial"/>
@@ -1736,7 +1736,7 @@
         </w:rPr>
         <w:t xml:space="preserve">). To view a copy of this license, visit </w:t>
       </w:r>
-      <w:hyperlink w:history="1" r:id="rIdc3tszujawkazfuenpdlxu">
+      <w:hyperlink w:history="1" r:id="rIdjcmg7yr8hy0uzjx0kcmqt">
         <w:r>
           <w:rPr>
             <w:rFonts w:ascii="Arial" w:cs="Arial" w:eastAsia="Arial" w:hAnsi="Arial"/>

--- a/data/outputs/v2/Essential_Mathematics/SS2.3_Trigonometry/Essential_Mathematics_Trigonometry_FinalExplanation_TeacherKey.docx
+++ b/data/outputs/v2/Essential_Mathematics/SS2.3_Trigonometry/Essential_Mathematics_Trigonometry_FinalExplanation_TeacherKey.docx
@@ -95,7 +95,7 @@
                 <w:sz w:val="22"/>
                 <w:szCs w:val="22"/>
               </w:rPr>
-              <w:t xml:space="preserve">FINAL EXPLANATION: ESSENTIAL MATHEMATICS GRADE 10 – SUB-STRAND 2.3 TRIGONOMETRY: FINAL EXPLANATION</w:t>
+              <w:t xml:space="preserve">FINAL EXPLANATION: ESSENTIAL MATHEMATICS GRADE 10: 2.3 TRIGONOMETRY</w:t>
             </w:r>
           </w:p>
         </w:tc>
@@ -224,7 +224,7 @@
                 <w:sz w:val="18"/>
                 <w:szCs w:val="18"/>
               </w:rPr>
-              <w:t xml:space="preserve">This is your Final Explanation for our unit. Driving question: How can we use the angles and one side of a right-angled triangle to find any unknown height or distance in our environment, without ever measuring it directly? Answer every section in the space under each prompt. Use what you observed and calculated in our lessons: the school water tank, Amina and Baraka, your paper triangles, your own clinometer and your outdoor measurements. Show your working for every calculation, include units, and write full sentences when you are asked to explain. You may use a calculator. Where a question gives a value from the calculator, you do not need to find it again.</w:t>
+              <w:t xml:space="preserve">This is your Final Explanation. It answers the driving question: How can we use the angles and one side of a right-angled triangle to find any unknown height or distance in our environment, without ever measuring it directly? It also answers the key inquiry question: Why is trigonometry important? Write your answers in the space under each prompt. Use what you observed and learned in Lessons 1 to 8 and the Kilimani Secondary School water tank in Nakuru as your main example. Use a calculator in DEG mode. Give trig values to 4 decimal places and final lengths to 1 decimal place with units. Show every step of your working, draw labelled diagrams where asked, and use the words hypotenuse, opposite, adjacent, sin, cos and tan carefully.</w:t>
             </w:r>
           </w:p>
         </w:tc>
@@ -285,7 +285,7 @@
                 <w:sz w:val="22"/>
                 <w:szCs w:val="22"/>
               </w:rPr>
-              <w:t xml:space="preserve">Part 1: The triangle hidden in the water-tank problem</w:t>
+              <w:t xml:space="preserve">Part 1: The triangle and the ratio that makes the method work</w:t>
             </w:r>
           </w:p>
         </w:tc>
@@ -319,7 +319,7 @@
                 <w:sz w:val="18"/>
                 <w:szCs w:val="18"/>
               </w:rPr>
-              <w:t xml:space="preserve">Amina stands 10 m from the base of the school water tank and sights the top of the tank. Draw and label a clear sketch of this situation. Mark the angle of elevation, and label the three sides of the right-angled triangle using the words hypotenuse, opposite and adjacent. Then say which of the three sides you can measure directly with a tape measure from the ground, and which side you cannot measure directly. Explain why 'opposite' and 'adjacent' would swap names if you chose the other acute angle as your reference angle, but 'hypotenuse' would not change.</w:t>
+              <w:t xml:space="preserve">At Kilimani Secondary School nobody can climb the steel-framed water tank tower, but Wanjiru and Otieno can still find its height. (a) Draw and label the right-angled triangle formed by the tower, the level ground and the line of sight for Wanjiru, who stands 8 m from the base. Mark the angle θ at her eye, and label the hypotenuse, opposite and adjacent sides. Say what each side represents in the real situation. (b) Using the three 35° triangles A, B and C from Lesson 2 (sides 4.0, 2.8, 4.9 cm; 8.0, 5.6, 9.8 cm; 12.0, 8.4, 14.7 cm), explain what you found about the ratios when the triangles got bigger. (c) Explain why this idea matters for the tank.</w:t>
             </w:r>
           </w:p>
         </w:tc>
@@ -351,7 +351,45 @@
                 <w:sz w:val="18"/>
                 <w:szCs w:val="18"/>
               </w:rPr>
-              <w:t xml:space="preserve">Sketch: a vertical line for the tank tower (height h), a horizontal ground line of 10 m from Amina to the base of the tower, and a sloping line of sight from Amina's eye or position to the top of the tank. The right angle is at the base of the tower. The angle of elevation (38°) is marked at Amina's position. Labels relative to the angle of elevation: the tank height is the OPPOSITE side, the 10 m ground distance is the ADJACENT side, and the line of sight is the HYPOTENUSE. You can measure the ground distance (adjacent) with a tape measure; you cannot measure the tank height (opposite) directly because you cannot climb the tank. Opposite and adjacent depend on which acute angle you are looking from: the side that faces one acute angle is the side that lies next to the other acute angle, so when the reference angle moves, the two names swap. The hypotenuse is always the side opposite the right angle and the longest side, so it keeps its name whichever acute angle you choose.</w:t>
+              <w:t xml:space="preserve">(a) The diagram is a right-angled triangle. Its horizontal side runs from Wanjiru's eye, level with her eye height, to the tower. Its vertical side is the part of the tower above her eye level. The right angle is where the horizontal line from her eye meets the tower. The line of sight from her eye to the top of the tank is the hypotenuse, which is opposite the right angle and is the longest side. The angle θ is at her eye, between the horizontal and the line of sight. The opposite side is the part of the tower above her eye level, which is across from θ. The adjacent side is the 8 m horizontal distance from her to the tower, next to θ and not the hypotenuse.</w:t>
+            </w:r>
+          </w:p>
+          <w:p>
+            <w:pPr>
+              <w:spacing w:after="40" w:before="0"/>
+              <w:jc w:val="left"/>
+            </w:pPr>
+            <w:r>
+              <w:rPr>
+                <w:rFonts w:ascii="Arial" w:cs="Arial" w:eastAsia="Arial" w:hAnsi="Arial"/>
+                <w:b w:val="false"/>
+                <w:bCs w:val="false"/>
+                <w:i w:val="false"/>
+                <w:iCs w:val="false"/>
+                <w:color w:val="000000"/>
+                <w:sz w:val="18"/>
+                <w:szCs w:val="18"/>
+              </w:rPr>
+              <w:t xml:space="preserve">(b) Triangles A, B and C all have a 35° angle but different sizes. In every one, opposite ÷ hypotenuse was about 0.571, adjacent ÷ hypotenuse was about 0.816 and opposite ÷ adjacent was about 0.700. These are sin 35°, cos 35° and tan 35°, and the calculator gives 0.5736, 0.8192 and 0.7002, very close to our measurements. The ratios stayed the same even though the triangles got bigger, apart from small measuring differences of about 0.02.</w:t>
+            </w:r>
+          </w:p>
+          <w:p>
+            <w:pPr>
+              <w:spacing w:after="40" w:before="0"/>
+              <w:jc w:val="left"/>
+            </w:pPr>
+            <w:r>
+              <w:rPr>
+                <w:rFonts w:ascii="Arial" w:cs="Arial" w:eastAsia="Arial" w:hAnsi="Arial"/>
+                <w:b w:val="false"/>
+                <w:bCs w:val="false"/>
+                <w:i w:val="false"/>
+                <w:iCs w:val="false"/>
+                <w:color w:val="000000"/>
+                <w:sz w:val="18"/>
+                <w:szCs w:val="18"/>
+              </w:rPr>
+              <w:t xml:space="preserve">(c) For a fixed angle, the ratio of the sides depends only on the angle, not on the size of the triangle. So Wanjiru's small triangle and Otieno's bigger triangle at different distances can give the same height. Knowing the angle and one side lets us find another side, so we do not need to measure the height directly.</w:t>
             </w:r>
           </w:p>
         </w:tc>
@@ -412,7 +450,7 @@
                 <w:sz w:val="22"/>
                 <w:szCs w:val="22"/>
               </w:rPr>
-              <w:t xml:space="preserve">Part 2: Calculating the height from two positions</w:t>
+              <w:t xml:space="preserve">Part 2: Choosing a ratio and calculating</w:t>
             </w:r>
           </w:p>
         </w:tc>
@@ -446,7 +484,7 @@
                 <w:sz w:val="18"/>
                 <w:szCs w:val="18"/>
               </w:rPr>
-              <w:t xml:space="preserve">In Lesson 1, Amina stood 10 m from the base of the tank and measured an angle of elevation of 38°. Baraka stood 20 m from the base and measured an angle of elevation of 22°. Your calculator gives tan 38° ≈ 0.781 and tan 22° ≈ 0.404. (a) Write down the tangent ratio in words for the angle of elevation in this problem and rearrange it to give a formula for the height h. (b) Use your formula to calculate the height of the tank from Amina's measurements and from Baraka's measurements. Give each answer to 1 decimal place. (c) Compare your two heights. Would you expect them to be exactly equal? Explain your thinking, and say what could cause any difference you find.</w:t>
+              <w:t xml:space="preserve">(a) Explain how you decide whether to use sin, cos or tan when you need to find an unknown side. (b) Use the 3-step method (label, choose the ratio, solve with units) to find: (i) the length of a Kisumu roof rafter when the horizontal span from the wall to the centre is 3.6 m and the rafter makes 30° with the horizontal; (ii) the width of a Kericho stream, when a learner on the bank directly opposite a tree walks 20 m along the bank and the line of sight to the tree then makes 40° with the bank. (c) A Watamu diver's weighted line is 12 m long and makes 50° with the horizontal surface. Find the depth of the weight.</w:t>
             </w:r>
           </w:p>
         </w:tc>
@@ -478,7 +516,64 @@
                 <w:sz w:val="18"/>
                 <w:szCs w:val="18"/>
               </w:rPr>
-              <w:t xml:space="preserve">(a) tan θ = opposite ÷ adjacent = height ÷ horizontal distance, so h = d × tan θ. (b) Amina: h = 10 × tan 38° = 10 × 0.781 = 7.81 m, which is 7.8 m to 1 decimal place. Baraka: h = 20 × tan 22° = 20 × 0.404 = 8.08 m, which is 8.1 m to 1 decimal place. (c) The two heights are very close (about 0.3 m apart). Both students are finding the height of the same tank, so we would expect the same answer, but we should not expect them to be exactly equal. The angles were measured by hand with a simple device, so each angle has a small measurement uncertainty, and the calculator values were rounded. The difference comes from measurement uncertainty and not from an error in the mathematics. Both answers show that the tank is about 8 m tall, even though the two students stood at different distances and recorded different angles.</w:t>
+              <w:t xml:space="preserve">(a) I label the triangle from the angle θ and identify the side I know and the side I want. If they are opposite and adjacent I use tan. If they are opposite and hypotenuse I use sin. If they are adjacent and hypotenuse I use cos. Then I write the equation, solve it and give the answer with units.</w:t>
+            </w:r>
+          </w:p>
+          <w:p>
+            <w:pPr>
+              <w:spacing w:after="40" w:before="0"/>
+              <w:jc w:val="left"/>
+            </w:pPr>
+            <w:r>
+              <w:rPr>
+                <w:rFonts w:ascii="Arial" w:cs="Arial" w:eastAsia="Arial" w:hAnsi="Arial"/>
+                <w:b w:val="false"/>
+                <w:bCs w:val="false"/>
+                <w:i w:val="false"/>
+                <w:iCs w:val="false"/>
+                <w:color w:val="000000"/>
+                <w:sz w:val="18"/>
+                <w:szCs w:val="18"/>
+              </w:rPr>
+              <w:t xml:space="preserve">(b)(i) The known side is the adjacent side (3.6 m) and the wanted side is the hypotenuse (the rafter), so I use cos. cos 30° = 3.6 ÷ rafter, so rafter = 3.6 ÷ cos 30° = 3.6 ÷ 0.8660 = 4.2 m.</w:t>
+            </w:r>
+          </w:p>
+          <w:p>
+            <w:pPr>
+              <w:spacing w:after="40" w:before="0"/>
+              <w:jc w:val="left"/>
+            </w:pPr>
+            <w:r>
+              <w:rPr>
+                <w:rFonts w:ascii="Arial" w:cs="Arial" w:eastAsia="Arial" w:hAnsi="Arial"/>
+                <w:b w:val="false"/>
+                <w:bCs w:val="false"/>
+                <w:i w:val="false"/>
+                <w:iCs w:val="false"/>
+                <w:color w:val="000000"/>
+                <w:sz w:val="18"/>
+                <w:szCs w:val="18"/>
+              </w:rPr>
+              <w:t xml:space="preserve">(ii) The known side is the 20 m walked along the bank (adjacent) and the wanted side is the stream width (opposite), so I use tan. Width = 20 × tan 40° = 20 × 0.8391 = 16.8 m.</w:t>
+            </w:r>
+          </w:p>
+          <w:p>
+            <w:pPr>
+              <w:spacing w:after="40" w:before="0"/>
+              <w:jc w:val="left"/>
+            </w:pPr>
+            <w:r>
+              <w:rPr>
+                <w:rFonts w:ascii="Arial" w:cs="Arial" w:eastAsia="Arial" w:hAnsi="Arial"/>
+                <w:b w:val="false"/>
+                <w:bCs w:val="false"/>
+                <w:i w:val="false"/>
+                <w:iCs w:val="false"/>
+                <w:color w:val="000000"/>
+                <w:sz w:val="18"/>
+                <w:szCs w:val="18"/>
+              </w:rPr>
+              <w:t xml:space="preserve">(c) The known side is the line, 12 m, which is the hypotenuse, and the wanted side is the depth, which is opposite the 50° angle. So I use sin. Depth = 12 × sin 50° = 12 × 0.7660 = 9.2 m.</w:t>
             </w:r>
           </w:p>
         </w:tc>
@@ -539,7 +634,7 @@
                 <w:sz w:val="22"/>
                 <w:szCs w:val="22"/>
               </w:rPr>
-              <w:t xml:space="preserve">Part 3: Why does the method work from any distance?</w:t>
+              <w:t xml:space="preserve">Part 3: Solving the water tank problem</w:t>
             </w:r>
           </w:p>
         </w:tc>
@@ -573,7 +668,7 @@
                 <w:sz w:val="18"/>
                 <w:szCs w:val="18"/>
               </w:rPr>
-              <w:t xml:space="preserve">In Lesson 4 you drew three right-angled triangles that each had a 35° angle but had adjacent sides of 5 cm, 8 cm and 11 cm. You found that opp ÷ hyp, adj ÷ hyp and opp ÷ adj stayed almost the same in all three triangles, even though the triangles were different sizes. The calculator gave sin 35° ≈ 0.574, cos 35° ≈ 0.819 and tan 35° ≈ 0.700. (a) Match each of the three ratios to its name (sine, cosine, tangent) and write the mnemonic that helps you remember them. (b) Use this finding to explain why the tangent of an angle can be used to find the tank height from any distance. In your answer, say what stays the same for every student and what is different for each student. (c) Your measured ratios were slightly different from the calculator values. Give one reason why.</w:t>
+              <w:t xml:space="preserve">Wanjiru stands 8 m from the base of the tower and reads an angle of elevation of 37°. Otieno stands 10 m from the base and reads 31°. Every learner's eye height is 1.5 m. (a) Explain how the clinometer gives the angle of elevation, and what the string does when the straw is level. (b) Write a complete solution for Wanjiru: the diagram description, the ratio and why you chose it, the calculation and the answer with units. (c) Do the same for Otieno. (d) Wanjiru is closer, so whose angle is larger? Explain why both learners should still get the same height.</w:t>
             </w:r>
           </w:p>
         </w:tc>
@@ -605,7 +700,64 @@
                 <w:sz w:val="18"/>
                 <w:szCs w:val="18"/>
               </w:rPr>
-              <w:t xml:space="preserve">(a) opp ÷ hyp is sine (sin), adj ÷ hyp is cosine (cos), and opp ÷ adj is tangent (tan). The mnemonic is SOH-CAH-TOA: Sine = Opposite/Hypotenuse, Cosine = Adjacent/Hypotenuse, Tangent = Opposite/Adjacent. (b) For a fixed angle, the ratio opposite ÷ adjacent is always the same number, whatever the size of the triangle, because triangles with the same angle are bigger or smaller copies of each other. So a given angle always has one fixed tangent value, and that value links the height to the ground distance: height = tan θ × ground distance. Students at different distances measure different angles, so their tan values are different (for example tan 38° ≈ 0.781 and tan 22° ≈ 0.404). What stays the same for every student is the rule h = d × tan θ and the height of the tank itself. A student who is further away has a bigger distance but a smaller angle and so a smaller tan θ, and the product d × tan θ gives the same height of the tank. Because the ratio depends only on the angle and not on the size of the triangle, the method works from any distance. (c) Our drawn triangles were measured with a ruler and protractor, so small measurement errors in the lengths and the angle make our ratios slightly different. The calculator holds the true ratio, so the differences are measurement error and not a failure of the mathematics.</w:t>
+              <w:t xml:space="preserve">(a) The clinometer is a cardboard protractor with a straw along the straight edge and a string with a washer hanging from the centre mark. When the straw is level the string hangs at the 90° mark. When the straw is tilted up to sight the top of the tank, the string moves away from 90°. The angle of elevation is the number of degrees between the string and the 90° mark.</w:t>
+            </w:r>
+          </w:p>
+          <w:p>
+            <w:pPr>
+              <w:spacing w:after="40" w:before="0"/>
+              <w:jc w:val="left"/>
+            </w:pPr>
+            <w:r>
+              <w:rPr>
+                <w:rFonts w:ascii="Arial" w:cs="Arial" w:eastAsia="Arial" w:hAnsi="Arial"/>
+                <w:b w:val="false"/>
+                <w:bCs w:val="false"/>
+                <w:i w:val="false"/>
+                <w:iCs w:val="false"/>
+                <w:color w:val="000000"/>
+                <w:sz w:val="18"/>
+                <w:szCs w:val="18"/>
+              </w:rPr>
+              <w:t xml:space="preserve">(b) The tower, the level ground and the line of sight form a right-angled triangle. The known side is the 8 m horizontal distance (adjacent) and the wanted side is the height above eye level (opposite), so I use tan. Height above eye level = 8 × tan 37° = 8 × 0.7536 = 6.03 m. Adding the 1.5 m eye height: 6.03 + 1.5 = 7.53 m, which is 7.5 m to 1 d.p.</w:t>
+            </w:r>
+          </w:p>
+          <w:p>
+            <w:pPr>
+              <w:spacing w:after="40" w:before="0"/>
+              <w:jc w:val="left"/>
+            </w:pPr>
+            <w:r>
+              <w:rPr>
+                <w:rFonts w:ascii="Arial" w:cs="Arial" w:eastAsia="Arial" w:hAnsi="Arial"/>
+                <w:b w:val="false"/>
+                <w:bCs w:val="false"/>
+                <w:i w:val="false"/>
+                <w:iCs w:val="false"/>
+                <w:color w:val="000000"/>
+                <w:sz w:val="18"/>
+                <w:szCs w:val="18"/>
+              </w:rPr>
+              <w:t xml:space="preserve">(c) The same triangle shape, with adjacent = 10 m and θ = 31°, so I use tan. Height above eye level = 10 × tan 31° = 10 × 0.6009 = 6.01 m. Adding 1.5 m: 6.01 + 1.5 = 7.51 m, which is 7.5 m.</w:t>
+            </w:r>
+          </w:p>
+          <w:p>
+            <w:pPr>
+              <w:spacing w:after="40" w:before="0"/>
+              <w:jc w:val="left"/>
+            </w:pPr>
+            <w:r>
+              <w:rPr>
+                <w:rFonts w:ascii="Arial" w:cs="Arial" w:eastAsia="Arial" w:hAnsi="Arial"/>
+                <w:b w:val="false"/>
+                <w:bCs w:val="false"/>
+                <w:i w:val="false"/>
+                <w:iCs w:val="false"/>
+                <w:color w:val="000000"/>
+                <w:sz w:val="18"/>
+                <w:szCs w:val="18"/>
+              </w:rPr>
+              <w:t xml:space="preserve">(d) Wanjiru is closer (8 m), so she has the larger angle (37° compared with 31°). Both get 7.5 m because tan is the ratio opposite ÷ adjacent, which depends only on the angle, so height above eye level = distance × tan(angle) for each learner. Both learners are measuring the same tower, so each pair of distance and angle gives the same height above eye level, 6.0 m, and the same total height.</w:t>
             </w:r>
           </w:p>
         </w:tc>
@@ -666,7 +818,7 @@
                 <w:sz w:val="22"/>
                 <w:szCs w:val="22"/>
               </w:rPr>
-              <w:t xml:space="preserve">Part 4: The complementary-angle shortcut</w:t>
+              <w:t xml:space="preserve">Part 4: Checking the answer and sources of error</w:t>
             </w:r>
           </w:p>
         </w:tc>
@@ -700,7 +852,7 @@
                 <w:sz w:val="18"/>
                 <w:szCs w:val="18"/>
               </w:rPr>
-              <w:t xml:space="preserve">The two acute angles in a right-angled triangle add up to 90°. In the water-tank triangle, Amina's angle of elevation is 38°. (a) What is the size of the other acute angle, at the top of the triangle? (b) Using the words opposite and adjacent, explain how the tank height is related to each of these two angles. (c) Use your answer to (b) to explain why sin 38° and cos 52° must have the same value. (d) In the table you completed in Lesson 6 you found the difference sin θ − cos(90° − θ) for each pair of angles. What value did you find in every row, and what does this show?</w:t>
+              <w:t xml:space="preserve">Group Amani used their clinometers on the school flagpole, standing 15 m from the base and reading 27°. Mr. Kamau, the school caretaker, used a tape to check the heights: the flagpole is 9.0 m and the top of the water tank is 7.5 m. (a) Calculate Group Amani's flagpole height. (b) Work out their error. (c) Explain why small differences like this happen. (d) Use your answers from Part 3 and Mr. Kamau's tape value for the tank to judge whether Wanjiru's and Otieno's answers are good.</w:t>
             </w:r>
           </w:p>
         </w:tc>
@@ -732,7 +884,64 @@
                 <w:sz w:val="18"/>
                 <w:szCs w:val="18"/>
               </w:rPr>
-              <w:t xml:space="preserve">(a) 90° − 38° = 52°. (b) The tank height is OPPOSITE the 38° angle and ADJACENT to the 52° angle. The line of sight is the hypotenuse for both angles. (c) sin 38° = opposite ÷ hypotenuse = tank height ÷ line of sight. cos 52° = adjacent ÷ hypotenuse, and the side adjacent to 52° is the same tank height, so cos 52° = tank height ÷ line of sight as well. Both ratios use the same pair of sides, so sin 38° = cos 52° (both about 0.616). This is the general result sin θ = cos(90° − θ), and also cos θ = sin(90° − θ). (d) The difference was 0 in every row. This shows that the sine of an angle equals the cosine of its complementary angle for every pair, so knowing one ratio immediately gives the other without measuring or calculating again.</w:t>
+              <w:t xml:space="preserve">(a) The known side is the 15 m horizontal distance (adjacent) and the wanted side is the height above eye level (opposite), so I use tan. Height = 15 × tan 27° + 1.5 = 15 × 0.5095 + 1.5 = 7.64 + 1.5 = 9.14 m, which is 9.1 m to 1 d.p.</w:t>
+            </w:r>
+          </w:p>
+          <w:p>
+            <w:pPr>
+              <w:spacing w:after="40" w:before="0"/>
+              <w:jc w:val="left"/>
+            </w:pPr>
+            <w:r>
+              <w:rPr>
+                <w:rFonts w:ascii="Arial" w:cs="Arial" w:eastAsia="Arial" w:hAnsi="Arial"/>
+                <w:b w:val="false"/>
+                <w:bCs w:val="false"/>
+                <w:i w:val="false"/>
+                <w:iCs w:val="false"/>
+                <w:color w:val="000000"/>
+                <w:sz w:val="18"/>
+                <w:szCs w:val="18"/>
+              </w:rPr>
+              <w:t xml:space="preserve">(b) The error is 9.14 − 9.0 = 0.14 m, about 0.1 m when the heights are given to 1 d.p. (9.1 − 9.0).</w:t>
+            </w:r>
+          </w:p>
+          <w:p>
+            <w:pPr>
+              <w:spacing w:after="40" w:before="0"/>
+              <w:jc w:val="left"/>
+            </w:pPr>
+            <w:r>
+              <w:rPr>
+                <w:rFonts w:ascii="Arial" w:cs="Arial" w:eastAsia="Arial" w:hAnsi="Arial"/>
+                <w:b w:val="false"/>
+                <w:bCs w:val="false"/>
+                <w:i w:val="false"/>
+                <w:iCs w:val="false"/>
+                <w:color w:val="000000"/>
+                <w:sz w:val="18"/>
+                <w:szCs w:val="18"/>
+              </w:rPr>
+              <w:t xml:space="preserve">(c) The angle is read from the clinometer to the nearest degree, so it can be up to half a degree out. Small differences in where the string rests, the straw not being held perfectly steady, and distances measured along the ground also add small errors. Because the angle is rounded, the calculated height is close to the real height but not exact.</w:t>
+            </w:r>
+          </w:p>
+          <w:p>
+            <w:pPr>
+              <w:spacing w:after="40" w:before="0"/>
+              <w:jc w:val="left"/>
+            </w:pPr>
+            <w:r>
+              <w:rPr>
+                <w:rFonts w:ascii="Arial" w:cs="Arial" w:eastAsia="Arial" w:hAnsi="Arial"/>
+                <w:b w:val="false"/>
+                <w:bCs w:val="false"/>
+                <w:i w:val="false"/>
+                <w:iCs w:val="false"/>
+                <w:color w:val="000000"/>
+                <w:sz w:val="18"/>
+                <w:szCs w:val="18"/>
+              </w:rPr>
+              <w:t xml:space="preserve">(d) Mr. Kamau's tape value for the top of the tank is 7.5 m. Wanjiru's answer (7.53 m) and Otieno's answer (7.51 m) both round to 7.5 m, so they agree with the tape within the rounding error from reading angles to the nearest degree. This shows the method works.</w:t>
             </w:r>
           </w:p>
         </w:tc>
@@ -793,7 +1002,7 @@
                 <w:sz w:val="22"/>
                 <w:szCs w:val="22"/>
               </w:rPr>
-              <w:t xml:space="preserve">Part 5: Closing the loop: our outdoor measurement and why trigonometry matters</w:t>
+              <w:t xml:space="preserve">Part 5: Answering the driving question</w:t>
             </w:r>
           </w:p>
         </w:tc>
@@ -827,7 +1036,7 @@
                 <w:sz w:val="18"/>
                 <w:szCs w:val="18"/>
               </w:rPr>
-              <w:t xml:space="preserve">In Lesson 8 you used your own clinometer at two stations, Observer A at 8 m and Observer B at 12 m from the base of the school water-tank tower. (a) Describe the steps you followed to find the height of the tank without climbing it. (b) At which station was your angle of elevation larger, and why? (c) Write a short explanation in CER form (Claim, Evidence, Reasoning) that answers the driving question: how can we find the tank height from a measured distance and an angle? Use your own results from the two stations as your evidence. (d) The KICD key inquiry question asks: Why is trigonometry important? Give your answer using two examples of people who use this method in Kenya.</w:t>
+              <w:t xml:space="preserve">Write a clear explanation in your own words that answers: How can we use the angles and one side of a right-angled triangle to find an unknown height or distance in our environment, without measuring it directly? Use the Kilimani Secondary School water tank as your example. Include: the triangle, why the method works, the steps, and how you know the answer can be trusted. Then answer the key inquiry question: Why is trigonometry important? Give at least two real-life Kenyan examples.</w:t>
             </w:r>
           </w:p>
         </w:tc>
@@ -859,7 +1068,26 @@
                 <w:sz w:val="18"/>
                 <w:szCs w:val="18"/>
               </w:rPr>
-              <w:t xml:space="preserve">(a) 1. Stand at a marked station and measure the horizontal distance from the base of the tower (8 m for Observer A, 12 m for Observer B). 2. Sight the top of the tank through the straw of the clinometer and read the angle of elevation from the string and plumb bob on the protractor. 3. Use h = d × tan θ with that station's distance and angle to calculate the height. 4. Repeat at the second station and compare the two heights. (b) The angle was larger at the 8 m station (Observer A), because the closer you stand, the steeper you must look up to see the top of the tank. At 12 m the line of sight is less steep, so the angle is smaller. (c) Claim: the height of the tank can be found by measuring the horizontal distance and the angle of elevation, then using h = d × tan θ. Evidence: at each station I recorded the distance (8 m and 12 m) and the angle from my clinometer, and my two calculated heights were nearly the same, with only a small difference. Reasoning: tan θ = opposite ÷ adjacent = height ÷ distance, and tan θ is a constant ratio for a fixed angle, so multiplying the distance by tan θ gives the same height from any position. The small difference comes from measurement uncertainty in the angles, not from an error in the mathematics. (d) Trigonometry is important because it lets us find heights and distances that we cannot measure directly. Kenyan surveyors use it to map the Rift Valley highlands, and foresters in the Mau Forest use it to measure the height of trees without felling or climbing them. KeNHA engineers also use it in designing the Thika Superhighway overpasses.</w:t>
+              <w:t xml:space="preserve">We can find the height of the tank without climbing it because the tower, the level ground and the line of sight form a right-angled triangle. We measure the horizontal distance along level ground with a tape and the angle of elevation with a clinometer. For a given angle, the ratio opposite ÷ adjacent (tan) is the same whatever the size of the triangle. That is why tan of the angle links the distance to the height above eye level: height above eye level = distance × tan(angle). For Wanjiru, 8 × tan 37° = 6.03 m, and adding the 1.5 m eye height gives 7.5 m. For Otieno, 10 × tan 31° = 6.01 m, and adding 1.5 m also gives 7.5 m. They stand at different distances and read different angles, but they agree because both are measuring the same tower and the ratio depends only on the angle. To solve any problem I label the triangle, choose sin, cos or tan from the known and wanted sides, calculate in DEG mode, add the eye height when needed, and state the answer with units. I can trust the answer because both learners agree and because Mr. Kamau's tape check of 7.5 m matches within the small error from reading angles to the nearest degree, as with the flagpole where we got 9.1 m against 9.0 m.</w:t>
+            </w:r>
+          </w:p>
+          <w:p>
+            <w:pPr>
+              <w:spacing w:after="40" w:before="0"/>
+              <w:jc w:val="left"/>
+            </w:pPr>
+            <w:r>
+              <w:rPr>
+                <w:rFonts w:ascii="Arial" w:cs="Arial" w:eastAsia="Arial" w:hAnsi="Arial"/>
+                <w:b w:val="false"/>
+                <w:bCs w:val="false"/>
+                <w:i w:val="false"/>
+                <w:iCs w:val="false"/>
+                <w:color w:val="000000"/>
+                <w:sz w:val="18"/>
+                <w:szCs w:val="18"/>
+              </w:rPr>
+              <w:t xml:space="preserve">Trigonometry is important because it lets us find heights and distances that are too difficult, too dangerous or impossible to measure directly. Surveyors use it to map the Kenyan highlands, engineers use it to design the Thika Superhighway overpasses, and foresters use it to measure tree heights in the Mau Forest without felling the trees. It is also used by a Rift Valley farmer to estimate the height of a cliff, or by builders to find the length of a Kisumu roof rafter.</w:t>
             </w:r>
           </w:p>
         </w:tc>
@@ -1086,7 +1314,7 @@
                 <w:sz w:val="18"/>
                 <w:szCs w:val="18"/>
               </w:rPr>
-              <w:t xml:space="preserve">Naming the sides and using SOH-CAH-TOA</w:t>
+              <w:t xml:space="preserve">Right-angled triangle model and side naming</w:t>
             </w:r>
           </w:p>
         </w:tc>
@@ -1118,7 +1346,7 @@
                 <w:sz w:val="18"/>
                 <w:szCs w:val="18"/>
               </w:rPr>
-              <w:t xml:space="preserve">Labels opposite, adjacent and hypotenuse correctly from the chosen angle, explains why the names swap, and states sine, cosine and tangent with the SOH-CAH-TOA definitions accurately.</w:t>
+              <w:t xml:space="preserve">Draws and labels the triangle correctly from θ, identifies the hypotenuse, opposite and adjacent sides, and links each to a real part of the tank situation.</w:t>
             </w:r>
           </w:p>
         </w:tc>
@@ -1150,7 +1378,7 @@
                 <w:sz w:val="18"/>
                 <w:szCs w:val="18"/>
               </w:rPr>
-              <w:t xml:space="preserve">Labels the sides correctly for the water-tank triangle and states the three ratios, but the explanation of the swapping of names is incomplete.</w:t>
+              <w:t xml:space="preserve">Labels the triangle and sides mostly correctly, with a weak link to the real situation.</w:t>
             </w:r>
           </w:p>
         </w:tc>
@@ -1182,7 +1410,7 @@
                 <w:sz w:val="18"/>
                 <w:szCs w:val="18"/>
               </w:rPr>
-              <w:t xml:space="preserve">Mislabels sides or confuses the ratios, and gives little or no explanation of the reference angle.</w:t>
+              <w:t xml:space="preserve">Labels are missing or incorrect, or opposite and adjacent are confused.</w:t>
             </w:r>
           </w:p>
         </w:tc>
@@ -1216,7 +1444,7 @@
                 <w:sz w:val="18"/>
                 <w:szCs w:val="18"/>
               </w:rPr>
-              <w:t xml:space="preserve">Calculation with h = d × tan θ</w:t>
+              <w:t xml:space="preserve">Understanding why ratios stay constant</w:t>
             </w:r>
           </w:p>
         </w:tc>
@@ -1248,7 +1476,7 @@
                 <w:sz w:val="18"/>
                 <w:szCs w:val="18"/>
               </w:rPr>
-              <w:t xml:space="preserve">Rearranges the tangent ratio correctly, calculates both heights accurately (about 7.8 m and 8.1 m) with units, and shows all working.</w:t>
+              <w:t xml:space="preserve">Clearly explains that sin, cos and tan depend only on the angle, using the 35° triangle evidence, and links this to Wanjiru and Otieno getting the same height.</w:t>
             </w:r>
           </w:p>
         </w:tc>
@@ -1280,7 +1508,7 @@
                 <w:sz w:val="18"/>
                 <w:szCs w:val="18"/>
               </w:rPr>
-              <w:t xml:space="preserve">Uses the formula correctly with only a minor slip in rounding, units or working.</w:t>
+              <w:t xml:space="preserve">States that the ratios stay the same but gives limited evidence or a limited link to the tank.</w:t>
             </w:r>
           </w:p>
         </w:tc>
@@ -1312,7 +1540,7 @@
                 <w:sz w:val="18"/>
                 <w:szCs w:val="18"/>
               </w:rPr>
-              <w:t xml:space="preserve">Does not rearrange the formula correctly or makes calculation errors that change the result.</w:t>
+              <w:t xml:space="preserve">Does not explain why the ratios stay constant, or says they change with triangle size.</w:t>
             </w:r>
           </w:p>
         </w:tc>
@@ -1346,7 +1574,7 @@
                 <w:sz w:val="18"/>
                 <w:szCs w:val="18"/>
               </w:rPr>
-              <w:t xml:space="preserve">Explaining consistency and the constant ratio</w:t>
+              <w:t xml:space="preserve">Choosing the ratio and calculating</w:t>
             </w:r>
           </w:p>
         </w:tc>
@@ -1378,7 +1606,7 @@
                 <w:sz w:val="18"/>
                 <w:szCs w:val="18"/>
               </w:rPr>
-              <w:t xml:space="preserve">Clearly explains that the ratio depends only on the angle, that different distances give different angles and tan values but the same height through h = d × tan θ, and attributes small differences to measurement uncertainty.</w:t>
+              <w:t xml:space="preserve">Chooses the correct ratio from the known and wanted sides with a reason, calculates accurately with the 1.5 m eye height where needed, and gives correct units and rounding.</w:t>
             </w:r>
           </w:p>
         </w:tc>
@@ -1410,7 +1638,7 @@
                 <w:sz w:val="18"/>
                 <w:szCs w:val="18"/>
               </w:rPr>
-              <w:t xml:space="preserve">States that the ratio is constant and the heights are similar, but the reasoning about why is partly stated.</w:t>
+              <w:t xml:space="preserve">Chooses the correct ratio and calculates mostly correctly, with a small slip in units, rounding or eye height.</w:t>
             </w:r>
           </w:p>
         </w:tc>
@@ -1442,7 +1670,7 @@
                 <w:sz w:val="18"/>
                 <w:szCs w:val="18"/>
               </w:rPr>
-              <w:t xml:space="preserve">Says only that the answers are 'the same' or 'different' with no mathematical reasoning.</w:t>
+              <w:t xml:space="preserve">Chooses the wrong ratio or makes major calculation errors.</w:t>
             </w:r>
           </w:p>
         </w:tc>
@@ -1476,7 +1704,7 @@
                 <w:sz w:val="18"/>
                 <w:szCs w:val="18"/>
               </w:rPr>
-              <w:t xml:space="preserve">Complementary angles and CER explanation with Kenyan contexts</w:t>
+              <w:t xml:space="preserve">Checking results and explaining error</w:t>
             </w:r>
           </w:p>
         </w:tc>
@@ -1508,7 +1736,7 @@
                 <w:sz w:val="18"/>
                 <w:szCs w:val="18"/>
               </w:rPr>
-              <w:t xml:space="preserve">Explains sin θ = cos(90° − θ) using opposite and adjacent, and writes a full CER using the 8 m and 12 m results, with two accurate Kenyan examples of use.</w:t>
+              <w:t xml:space="preserve">Compares calculated heights with the tape values, finds the small error of about 0.1 m and explains it by reading angles to the nearest degree.</w:t>
             </w:r>
           </w:p>
         </w:tc>
@@ -1540,7 +1768,7 @@
                 <w:sz w:val="18"/>
                 <w:szCs w:val="18"/>
               </w:rPr>
-              <w:t xml:space="preserve">Gives the complementary-angle result and a CER with claim and evidence, but the reasoning or the examples are thin.</w:t>
+              <w:t xml:space="preserve">Compares with the tape values but gives a limited explanation of the error.</w:t>
             </w:r>
           </w:p>
         </w:tc>
@@ -1572,7 +1800,137 @@
                 <w:sz w:val="18"/>
                 <w:szCs w:val="18"/>
               </w:rPr>
-              <w:t xml:space="preserve">States the result without explanation, and the CER is missing parts or does not use the outdoor evidence.</w:t>
+              <w:t xml:space="preserve">Does not compare with the tape values or gives no valid reason for the error.</w:t>
+            </w:r>
+          </w:p>
+        </w:tc>
+      </w:tr>
+      <w:tr>
+        <w:tc>
+          <w:tcPr>
+            <w:tcW w:type="dxa" w:w="3000"/>
+            <w:shd w:fill="D5E8F0" w:color="auto" w:val="clear"/>
+            <w:tcMar>
+              <w:top w:type="dxa" w:w="60"/>
+              <w:left w:type="dxa" w:w="120"/>
+              <w:bottom w:type="dxa" w:w="60"/>
+              <w:right w:type="dxa" w:w="120"/>
+            </w:tcMar>
+            <w:vAlign w:val="top"/>
+          </w:tcPr>
+          <w:p>
+            <w:pPr>
+              <w:spacing w:after="40" w:before="0"/>
+              <w:jc w:val="left"/>
+            </w:pPr>
+            <w:r>
+              <w:rPr>
+                <w:rFonts w:ascii="Arial" w:cs="Arial" w:eastAsia="Arial" w:hAnsi="Arial"/>
+                <w:b w:val="false"/>
+                <w:bCs w:val="false"/>
+                <w:i w:val="false"/>
+                <w:iCs w:val="false"/>
+                <w:color w:val="000000"/>
+                <w:sz w:val="18"/>
+                <w:szCs w:val="18"/>
+              </w:rPr>
+              <w:t xml:space="preserve">Answering the driving and key inquiry questions</w:t>
+            </w:r>
+          </w:p>
+        </w:tc>
+        <w:tc>
+          <w:tcPr>
+            <w:tcW w:type="dxa" w:w="3560"/>
+            <w:shd w:fill="FFFFFF" w:color="auto" w:val="clear"/>
+            <w:tcMar>
+              <w:top w:type="dxa" w:w="60"/>
+              <w:left w:type="dxa" w:w="120"/>
+              <w:bottom w:type="dxa" w:w="60"/>
+              <w:right w:type="dxa" w:w="120"/>
+            </w:tcMar>
+            <w:vAlign w:val="top"/>
+          </w:tcPr>
+          <w:p>
+            <w:pPr>
+              <w:spacing w:after="40" w:before="0"/>
+              <w:jc w:val="left"/>
+            </w:pPr>
+            <w:r>
+              <w:rPr>
+                <w:rFonts w:ascii="Arial" w:cs="Arial" w:eastAsia="Arial" w:hAnsi="Arial"/>
+                <w:b w:val="false"/>
+                <w:bCs w:val="false"/>
+                <w:i w:val="false"/>
+                <w:iCs w:val="false"/>
+                <w:color w:val="000000"/>
+                <w:sz w:val="18"/>
+                <w:szCs w:val="18"/>
+              </w:rPr>
+              <w:t xml:space="preserve">Gives a complete, well-organised explanation of the method and why it works, and explains why trigonometry is important with two or more Kenyan examples.</w:t>
+            </w:r>
+          </w:p>
+        </w:tc>
+        <w:tc>
+          <w:tcPr>
+            <w:tcW w:type="dxa" w:w="3560"/>
+            <w:shd w:fill="F2F2F2" w:color="auto" w:val="clear"/>
+            <w:tcMar>
+              <w:top w:type="dxa" w:w="60"/>
+              <w:left w:type="dxa" w:w="120"/>
+              <w:bottom w:type="dxa" w:w="60"/>
+              <w:right w:type="dxa" w:w="120"/>
+            </w:tcMar>
+            <w:vAlign w:val="top"/>
+          </w:tcPr>
+          <w:p>
+            <w:pPr>
+              <w:spacing w:after="40" w:before="0"/>
+              <w:jc w:val="left"/>
+            </w:pPr>
+            <w:r>
+              <w:rPr>
+                <w:rFonts w:ascii="Arial" w:cs="Arial" w:eastAsia="Arial" w:hAnsi="Arial"/>
+                <w:b w:val="false"/>
+                <w:bCs w:val="false"/>
+                <w:i w:val="false"/>
+                <w:iCs w:val="false"/>
+                <w:color w:val="000000"/>
+                <w:sz w:val="18"/>
+                <w:szCs w:val="18"/>
+              </w:rPr>
+              <w:t xml:space="preserve">Explains the method and gives one example of why trigonometry is important.</w:t>
+            </w:r>
+          </w:p>
+        </w:tc>
+        <w:tc>
+          <w:tcPr>
+            <w:tcW w:type="dxa" w:w="3560"/>
+            <w:shd w:fill="FFFFFF" w:color="auto" w:val="clear"/>
+            <w:tcMar>
+              <w:top w:type="dxa" w:w="60"/>
+              <w:left w:type="dxa" w:w="120"/>
+              <w:bottom w:type="dxa" w:w="60"/>
+              <w:right w:type="dxa" w:w="120"/>
+            </w:tcMar>
+            <w:vAlign w:val="top"/>
+          </w:tcPr>
+          <w:p>
+            <w:pPr>
+              <w:spacing w:after="40" w:before="0"/>
+              <w:jc w:val="left"/>
+            </w:pPr>
+            <w:r>
+              <w:rPr>
+                <w:rFonts w:ascii="Arial" w:cs="Arial" w:eastAsia="Arial" w:hAnsi="Arial"/>
+                <w:b w:val="false"/>
+                <w:bCs w:val="false"/>
+                <w:i w:val="false"/>
+                <w:iCs w:val="false"/>
+                <w:color w:val="000000"/>
+                <w:sz w:val="18"/>
+                <w:szCs w:val="18"/>
+              </w:rPr>
+              <w:t xml:space="preserve">The explanation is incomplete or has no real-life examples.</w:t>
             </w:r>
           </w:p>
         </w:tc>
@@ -1696,7 +2054,7 @@
         </w:rPr>
         <w:t xml:space="preserve">© 2026 SeaVuria and ARES. This work is licensed under a </w:t>
       </w:r>
-      <w:hyperlink w:history="1" r:id="rIdaijwbx61j4-lfxvnqpqla">
+      <w:hyperlink w:history="1" r:id="rIdfgdmtmu0ewf5csm0bfiia">
         <w:r>
           <w:rPr>
             <w:rFonts w:ascii="Arial" w:cs="Arial" w:eastAsia="Arial" w:hAnsi="Arial"/>
@@ -1716,7 +2074,7 @@
         </w:rPr>
         <w:t xml:space="preserve"> (</w:t>
       </w:r>
-      <w:hyperlink w:history="1" r:id="rId00qkssgngxb2ptigfqyv3">
+      <w:hyperlink w:history="1" r:id="rIdc31cwrlh1qu9c3n6026d9">
         <w:r>
           <w:rPr>
             <w:rFonts w:ascii="Arial" w:cs="Arial" w:eastAsia="Arial" w:hAnsi="Arial"/>
@@ -1736,7 +2094,7 @@
         </w:rPr>
         <w:t xml:space="preserve">). To view a copy of this license, visit </w:t>
       </w:r>
-      <w:hyperlink w:history="1" r:id="rIdjcmg7yr8hy0uzjx0kcmqt">
+      <w:hyperlink w:history="1" r:id="rIdlbu-uhejkjo4hpxboytko">
         <w:r>
           <w:rPr>
             <w:rFonts w:ascii="Arial" w:cs="Arial" w:eastAsia="Arial" w:hAnsi="Arial"/>

--- a/data/outputs/v2/Essential_Mathematics/SS2.3_Trigonometry/Essential_Mathematics_Trigonometry_FinalExplanation_TeacherKey.docx
+++ b/data/outputs/v2/Essential_Mathematics/SS2.3_Trigonometry/Essential_Mathematics_Trigonometry_FinalExplanation_TeacherKey.docx
@@ -4,6 +4,7 @@
   <w:body>
     <w:p>
       <w:pPr>
+        <w:keepNext w:val="false"/>
         <w:spacing w:after="30" w:before="0"/>
         <w:jc w:val="center"/>
       </w:pPr>
@@ -23,6 +24,7 @@
     </w:p>
     <w:p>
       <w:pPr>
+        <w:keepNext w:val="false"/>
         <w:spacing w:after="60" w:before="0"/>
         <w:jc w:val="center"/>
       </w:pPr>
@@ -81,6 +83,7 @@
           </w:tcPr>
           <w:p>
             <w:pPr>
+              <w:keepNext w:val="false"/>
               <w:spacing w:after="40" w:before="0"/>
               <w:jc w:val="center"/>
             </w:pPr>
@@ -116,6 +119,7 @@
           </w:tcPr>
           <w:p>
             <w:pPr>
+              <w:keepNext w:val="false"/>
               <w:spacing w:after="40" w:before="0"/>
               <w:jc w:val="center"/>
             </w:pPr>
@@ -176,6 +180,7 @@
           </w:tcPr>
           <w:p>
             <w:pPr>
+              <w:keepNext w:val="false"/>
               <w:spacing w:after="40" w:before="0"/>
               <w:jc w:val="center"/>
             </w:pPr>
@@ -210,6 +215,7 @@
           </w:tcPr>
           <w:p>
             <w:pPr>
+              <w:keepNext w:val="false"/>
               <w:spacing w:after="40" w:before="0"/>
               <w:jc w:val="left"/>
             </w:pPr>
@@ -271,6 +277,7 @@
           </w:tcPr>
           <w:p>
             <w:pPr>
+              <w:keepNext/>
               <w:spacing w:after="40" w:before="0"/>
               <w:jc w:val="center"/>
             </w:pPr>
@@ -305,6 +312,7 @@
           </w:tcPr>
           <w:p>
             <w:pPr>
+              <w:keepNext w:val="false"/>
               <w:spacing w:after="40" w:before="0"/>
               <w:jc w:val="left"/>
             </w:pPr>
@@ -337,6 +345,7 @@
           </w:tcPr>
           <w:p>
             <w:pPr>
+              <w:keepNext w:val="false"/>
               <w:spacing w:after="40" w:before="0"/>
               <w:jc w:val="left"/>
             </w:pPr>
@@ -356,6 +365,7 @@
           </w:p>
           <w:p>
             <w:pPr>
+              <w:keepNext w:val="false"/>
               <w:spacing w:after="40" w:before="0"/>
               <w:jc w:val="left"/>
             </w:pPr>
@@ -375,6 +385,7 @@
           </w:p>
           <w:p>
             <w:pPr>
+              <w:keepNext w:val="false"/>
               <w:spacing w:after="40" w:before="0"/>
               <w:jc w:val="left"/>
             </w:pPr>
@@ -436,6 +447,7 @@
           </w:tcPr>
           <w:p>
             <w:pPr>
+              <w:keepNext/>
               <w:spacing w:after="40" w:before="0"/>
               <w:jc w:val="center"/>
             </w:pPr>
@@ -470,6 +482,7 @@
           </w:tcPr>
           <w:p>
             <w:pPr>
+              <w:keepNext w:val="false"/>
               <w:spacing w:after="40" w:before="0"/>
               <w:jc w:val="left"/>
             </w:pPr>
@@ -502,6 +515,7 @@
           </w:tcPr>
           <w:p>
             <w:pPr>
+              <w:keepNext w:val="false"/>
               <w:spacing w:after="40" w:before="0"/>
               <w:jc w:val="left"/>
             </w:pPr>
@@ -521,6 +535,7 @@
           </w:p>
           <w:p>
             <w:pPr>
+              <w:keepNext w:val="false"/>
               <w:spacing w:after="40" w:before="0"/>
               <w:jc w:val="left"/>
             </w:pPr>
@@ -540,6 +555,7 @@
           </w:p>
           <w:p>
             <w:pPr>
+              <w:keepNext w:val="false"/>
               <w:spacing w:after="40" w:before="0"/>
               <w:jc w:val="left"/>
             </w:pPr>
@@ -559,6 +575,7 @@
           </w:p>
           <w:p>
             <w:pPr>
+              <w:keepNext w:val="false"/>
               <w:spacing w:after="40" w:before="0"/>
               <w:jc w:val="left"/>
             </w:pPr>
@@ -620,6 +637,7 @@
           </w:tcPr>
           <w:p>
             <w:pPr>
+              <w:keepNext/>
               <w:spacing w:after="40" w:before="0"/>
               <w:jc w:val="center"/>
             </w:pPr>
@@ -654,6 +672,7 @@
           </w:tcPr>
           <w:p>
             <w:pPr>
+              <w:keepNext w:val="false"/>
               <w:spacing w:after="40" w:before="0"/>
               <w:jc w:val="left"/>
             </w:pPr>
@@ -686,6 +705,7 @@
           </w:tcPr>
           <w:p>
             <w:pPr>
+              <w:keepNext w:val="false"/>
               <w:spacing w:after="40" w:before="0"/>
               <w:jc w:val="left"/>
             </w:pPr>
@@ -705,6 +725,7 @@
           </w:p>
           <w:p>
             <w:pPr>
+              <w:keepNext w:val="false"/>
               <w:spacing w:after="40" w:before="0"/>
               <w:jc w:val="left"/>
             </w:pPr>
@@ -724,6 +745,7 @@
           </w:p>
           <w:p>
             <w:pPr>
+              <w:keepNext w:val="false"/>
               <w:spacing w:after="40" w:before="0"/>
               <w:jc w:val="left"/>
             </w:pPr>
@@ -743,6 +765,7 @@
           </w:p>
           <w:p>
             <w:pPr>
+              <w:keepNext w:val="false"/>
               <w:spacing w:after="40" w:before="0"/>
               <w:jc w:val="left"/>
             </w:pPr>
@@ -804,6 +827,7 @@
           </w:tcPr>
           <w:p>
             <w:pPr>
+              <w:keepNext/>
               <w:spacing w:after="40" w:before="0"/>
               <w:jc w:val="center"/>
             </w:pPr>
@@ -838,6 +862,7 @@
           </w:tcPr>
           <w:p>
             <w:pPr>
+              <w:keepNext w:val="false"/>
               <w:spacing w:after="40" w:before="0"/>
               <w:jc w:val="left"/>
             </w:pPr>
@@ -870,6 +895,7 @@
           </w:tcPr>
           <w:p>
             <w:pPr>
+              <w:keepNext w:val="false"/>
               <w:spacing w:after="40" w:before="0"/>
               <w:jc w:val="left"/>
             </w:pPr>
@@ -889,6 +915,7 @@
           </w:p>
           <w:p>
             <w:pPr>
+              <w:keepNext w:val="false"/>
               <w:spacing w:after="40" w:before="0"/>
               <w:jc w:val="left"/>
             </w:pPr>
@@ -908,6 +935,7 @@
           </w:p>
           <w:p>
             <w:pPr>
+              <w:keepNext w:val="false"/>
               <w:spacing w:after="40" w:before="0"/>
               <w:jc w:val="left"/>
             </w:pPr>
@@ -927,6 +955,7 @@
           </w:p>
           <w:p>
             <w:pPr>
+              <w:keepNext w:val="false"/>
               <w:spacing w:after="40" w:before="0"/>
               <w:jc w:val="left"/>
             </w:pPr>
@@ -988,6 +1017,7 @@
           </w:tcPr>
           <w:p>
             <w:pPr>
+              <w:keepNext/>
               <w:spacing w:after="40" w:before="0"/>
               <w:jc w:val="center"/>
             </w:pPr>
@@ -1022,6 +1052,7 @@
           </w:tcPr>
           <w:p>
             <w:pPr>
+              <w:keepNext w:val="false"/>
               <w:spacing w:after="40" w:before="0"/>
               <w:jc w:val="left"/>
             </w:pPr>
@@ -1054,6 +1085,7 @@
           </w:tcPr>
           <w:p>
             <w:pPr>
+              <w:keepNext w:val="false"/>
               <w:spacing w:after="40" w:before="0"/>
               <w:jc w:val="left"/>
             </w:pPr>
@@ -1073,6 +1105,7 @@
           </w:p>
           <w:p>
             <w:pPr>
+              <w:keepNext w:val="false"/>
               <w:spacing w:after="40" w:before="0"/>
               <w:jc w:val="left"/>
             </w:pPr>
@@ -1136,6 +1169,7 @@
           </w:tcPr>
           <w:p>
             <w:pPr>
+              <w:keepNext w:val="false"/>
               <w:spacing w:after="40" w:before="0"/>
               <w:jc w:val="center"/>
             </w:pPr>
@@ -1170,6 +1204,7 @@
           </w:tcPr>
           <w:p>
             <w:pPr>
+              <w:keepNext w:val="false"/>
               <w:spacing w:after="40" w:before="0"/>
               <w:jc w:val="left"/>
             </w:pPr>
@@ -1202,6 +1237,7 @@
           </w:tcPr>
           <w:p>
             <w:pPr>
+              <w:keepNext w:val="false"/>
               <w:spacing w:after="40" w:before="0"/>
               <w:jc w:val="left"/>
             </w:pPr>
@@ -1234,6 +1270,7 @@
           </w:tcPr>
           <w:p>
             <w:pPr>
+              <w:keepNext w:val="false"/>
               <w:spacing w:after="40" w:before="0"/>
               <w:jc w:val="left"/>
             </w:pPr>
@@ -1266,6 +1303,7 @@
           </w:tcPr>
           <w:p>
             <w:pPr>
+              <w:keepNext w:val="false"/>
               <w:spacing w:after="40" w:before="0"/>
               <w:jc w:val="left"/>
             </w:pPr>
@@ -1300,6 +1338,7 @@
           </w:tcPr>
           <w:p>
             <w:pPr>
+              <w:keepNext w:val="false"/>
               <w:spacing w:after="40" w:before="0"/>
               <w:jc w:val="left"/>
             </w:pPr>
@@ -1332,6 +1371,7 @@
           </w:tcPr>
           <w:p>
             <w:pPr>
+              <w:keepNext w:val="false"/>
               <w:spacing w:after="40" w:before="0"/>
               <w:jc w:val="left"/>
             </w:pPr>
@@ -1364,6 +1404,7 @@
           </w:tcPr>
           <w:p>
             <w:pPr>
+              <w:keepNext w:val="false"/>
               <w:spacing w:after="40" w:before="0"/>
               <w:jc w:val="left"/>
             </w:pPr>
@@ -1396,6 +1437,7 @@
           </w:tcPr>
           <w:p>
             <w:pPr>
+              <w:keepNext w:val="false"/>
               <w:spacing w:after="40" w:before="0"/>
               <w:jc w:val="left"/>
             </w:pPr>
@@ -1430,6 +1472,7 @@
           </w:tcPr>
           <w:p>
             <w:pPr>
+              <w:keepNext w:val="false"/>
               <w:spacing w:after="40" w:before="0"/>
               <w:jc w:val="left"/>
             </w:pPr>
@@ -1462,6 +1505,7 @@
           </w:tcPr>
           <w:p>
             <w:pPr>
+              <w:keepNext w:val="false"/>
               <w:spacing w:after="40" w:before="0"/>
               <w:jc w:val="left"/>
             </w:pPr>
@@ -1494,6 +1538,7 @@
           </w:tcPr>
           <w:p>
             <w:pPr>
+              <w:keepNext w:val="false"/>
               <w:spacing w:after="40" w:before="0"/>
               <w:jc w:val="left"/>
             </w:pPr>
@@ -1526,6 +1571,7 @@
           </w:tcPr>
           <w:p>
             <w:pPr>
+              <w:keepNext w:val="false"/>
               <w:spacing w:after="40" w:before="0"/>
               <w:jc w:val="left"/>
             </w:pPr>
@@ -1560,6 +1606,7 @@
           </w:tcPr>
           <w:p>
             <w:pPr>
+              <w:keepNext w:val="false"/>
               <w:spacing w:after="40" w:before="0"/>
               <w:jc w:val="left"/>
             </w:pPr>
@@ -1592,6 +1639,7 @@
           </w:tcPr>
           <w:p>
             <w:pPr>
+              <w:keepNext w:val="false"/>
               <w:spacing w:after="40" w:before="0"/>
               <w:jc w:val="left"/>
             </w:pPr>
@@ -1624,6 +1672,7 @@
           </w:tcPr>
           <w:p>
             <w:pPr>
+              <w:keepNext w:val="false"/>
               <w:spacing w:after="40" w:before="0"/>
               <w:jc w:val="left"/>
             </w:pPr>
@@ -1656,6 +1705,7 @@
           </w:tcPr>
           <w:p>
             <w:pPr>
+              <w:keepNext w:val="false"/>
               <w:spacing w:after="40" w:before="0"/>
               <w:jc w:val="left"/>
             </w:pPr>
@@ -1690,6 +1740,7 @@
           </w:tcPr>
           <w:p>
             <w:pPr>
+              <w:keepNext w:val="false"/>
               <w:spacing w:after="40" w:before="0"/>
               <w:jc w:val="left"/>
             </w:pPr>
@@ -1722,6 +1773,7 @@
           </w:tcPr>
           <w:p>
             <w:pPr>
+              <w:keepNext w:val="false"/>
               <w:spacing w:after="40" w:before="0"/>
               <w:jc w:val="left"/>
             </w:pPr>
@@ -1754,6 +1806,7 @@
           </w:tcPr>
           <w:p>
             <w:pPr>
+              <w:keepNext w:val="false"/>
               <w:spacing w:after="40" w:before="0"/>
               <w:jc w:val="left"/>
             </w:pPr>
@@ -1786,6 +1839,7 @@
           </w:tcPr>
           <w:p>
             <w:pPr>
+              <w:keepNext w:val="false"/>
               <w:spacing w:after="40" w:before="0"/>
               <w:jc w:val="left"/>
             </w:pPr>
@@ -1820,6 +1874,7 @@
           </w:tcPr>
           <w:p>
             <w:pPr>
+              <w:keepNext w:val="false"/>
               <w:spacing w:after="40" w:before="0"/>
               <w:jc w:val="left"/>
             </w:pPr>
@@ -1852,6 +1907,7 @@
           </w:tcPr>
           <w:p>
             <w:pPr>
+              <w:keepNext w:val="false"/>
               <w:spacing w:after="40" w:before="0"/>
               <w:jc w:val="left"/>
             </w:pPr>
@@ -1884,6 +1940,7 @@
           </w:tcPr>
           <w:p>
             <w:pPr>
+              <w:keepNext w:val="false"/>
               <w:spacing w:after="40" w:before="0"/>
               <w:jc w:val="left"/>
             </w:pPr>
@@ -1916,6 +1973,7 @@
           </w:tcPr>
           <w:p>
             <w:pPr>
+              <w:keepNext w:val="false"/>
               <w:spacing w:after="40" w:before="0"/>
               <w:jc w:val="left"/>
             </w:pPr>
@@ -2054,7 +2112,7 @@
         </w:rPr>
         <w:t xml:space="preserve">© 2026 SeaVuria and ARES. This work is licensed under a </w:t>
       </w:r>
-      <w:hyperlink w:history="1" r:id="rIdfgdmtmu0ewf5csm0bfiia">
+      <w:hyperlink w:history="1" r:id="rIdumfjlm8r2lfwp8sfk0lqg">
         <w:r>
           <w:rPr>
             <w:rFonts w:ascii="Arial" w:cs="Arial" w:eastAsia="Arial" w:hAnsi="Arial"/>
@@ -2074,7 +2132,7 @@
         </w:rPr>
         <w:t xml:space="preserve"> (</w:t>
       </w:r>
-      <w:hyperlink w:history="1" r:id="rIdc31cwrlh1qu9c3n6026d9">
+      <w:hyperlink w:history="1" r:id="rIddsjy-onqkw6kyyxwasoxi">
         <w:r>
           <w:rPr>
             <w:rFonts w:ascii="Arial" w:cs="Arial" w:eastAsia="Arial" w:hAnsi="Arial"/>
@@ -2094,7 +2152,7 @@
         </w:rPr>
         <w:t xml:space="preserve">). To view a copy of this license, visit </w:t>
       </w:r>
-      <w:hyperlink w:history="1" r:id="rIdlbu-uhejkjo4hpxboytko">
+      <w:hyperlink w:history="1" r:id="rIdg9hdd1c1ot7vdkioyuwp4">
         <w:r>
           <w:rPr>
             <w:rFonts w:ascii="Arial" w:cs="Arial" w:eastAsia="Arial" w:hAnsi="Arial"/>

--- a/data/outputs/v2/Essential_Mathematics/SS2.3_Trigonometry/Essential_Mathematics_Trigonometry_FinalExplanation_TeacherKey.docx
+++ b/data/outputs/v2/Essential_Mathematics/SS2.3_Trigonometry/Essential_Mathematics_Trigonometry_FinalExplanation_TeacherKey.docx
@@ -2112,7 +2112,7 @@
         </w:rPr>
         <w:t xml:space="preserve">© 2026 SeaVuria and ARES. This work is licensed under a </w:t>
       </w:r>
-      <w:hyperlink w:history="1" r:id="rIdumfjlm8r2lfwp8sfk0lqg">
+      <w:hyperlink w:history="1" r:id="rIdmgvop2lowyyno64xund75">
         <w:r>
           <w:rPr>
             <w:rFonts w:ascii="Arial" w:cs="Arial" w:eastAsia="Arial" w:hAnsi="Arial"/>
@@ -2132,7 +2132,7 @@
         </w:rPr>
         <w:t xml:space="preserve"> (</w:t>
       </w:r>
-      <w:hyperlink w:history="1" r:id="rIddsjy-onqkw6kyyxwasoxi">
+      <w:hyperlink w:history="1" r:id="rIdzfx6qx94l-bvq0vqxtet6">
         <w:r>
           <w:rPr>
             <w:rFonts w:ascii="Arial" w:cs="Arial" w:eastAsia="Arial" w:hAnsi="Arial"/>
@@ -2152,7 +2152,7 @@
         </w:rPr>
         <w:t xml:space="preserve">). To view a copy of this license, visit </w:t>
       </w:r>
-      <w:hyperlink w:history="1" r:id="rIdg9hdd1c1ot7vdkioyuwp4">
+      <w:hyperlink w:history="1" r:id="rIdh2npuzlo6qan9opfsn2vy">
         <w:r>
           <w:rPr>
             <w:rFonts w:ascii="Arial" w:cs="Arial" w:eastAsia="Arial" w:hAnsi="Arial"/>
